--- a/assets/deepak/day1/day1-1a_cellranger.docx
+++ b/assets/deepak/day1/day1-1a_cellranger.docx
@@ -7,8 +7,13 @@
         <w:pStyle w:val="Title"/>
       </w:pPr>
       <w:r>
-        <w:t>Introduction &amp; cellranger</w:t>
-      </w:r>
+        <w:t xml:space="preserve">Introduction &amp; </w:t>
+      </w:r>
+      <w:proofErr w:type="spellStart"/>
+      <w:r>
+        <w:t>cellranger</w:t>
+      </w:r>
+      <w:proofErr w:type="spellEnd"/>
     </w:p>
     <w:p>
       <w:pPr>
@@ -92,7 +97,15 @@
         </w:numPr>
       </w:pPr>
       <w:r>
-        <w:t>Use cellranger to:</w:t>
+        <w:t xml:space="preserve">Use </w:t>
+      </w:r>
+      <w:proofErr w:type="spellStart"/>
+      <w:r>
+        <w:t>cellranger</w:t>
+      </w:r>
+      <w:proofErr w:type="spellEnd"/>
+      <w:r>
+        <w:t xml:space="preserve"> to:</w:t>
       </w:r>
     </w:p>
     <w:p>
@@ -134,7 +147,15 @@
         <w:pStyle w:val="FirstParagraph"/>
       </w:pPr>
       <w:r>
-        <w:t>Introduction to scRNA-seq and techniques:</w:t>
+        <w:t xml:space="preserve">Introduction to </w:t>
+      </w:r>
+      <w:proofErr w:type="spellStart"/>
+      <w:r>
+        <w:t>scRNA</w:t>
+      </w:r>
+      <w:proofErr w:type="spellEnd"/>
+      <w:r>
+        <w:t>-seq and techniques:</w:t>
       </w:r>
     </w:p>
     <w:p>
@@ -179,8 +200,16 @@
           <w:rPr>
             <w:rStyle w:val="Hyperlink"/>
           </w:rPr>
-          <w:t>video on iBiology</w:t>
+          <w:t xml:space="preserve">video on </w:t>
         </w:r>
+        <w:proofErr w:type="spellStart"/>
+        <w:r>
+          <w:rPr>
+            <w:rStyle w:val="Hyperlink"/>
+          </w:rPr>
+          <w:t>iBiology</w:t>
+        </w:r>
+        <w:proofErr w:type="spellEnd"/>
       </w:hyperlink>
     </w:p>
     <w:p>
@@ -271,12 +300,14 @@
           <w:numId w:val="4"/>
         </w:numPr>
       </w:pPr>
+      <w:proofErr w:type="spellStart"/>
       <w:r>
         <w:rPr>
           <w:rStyle w:val="VerbatimChar"/>
         </w:rPr>
         <w:t>cellranger</w:t>
       </w:r>
+      <w:proofErr w:type="spellEnd"/>
       <w:r>
         <w:t xml:space="preserve"> </w:t>
       </w:r>
@@ -349,11 +380,19 @@
       <w:r>
         <w:t xml:space="preserve">Running </w:t>
       </w:r>
+      <w:proofErr w:type="spellStart"/>
       <w:r>
         <w:rPr>
           <w:rStyle w:val="VerbatimChar"/>
         </w:rPr>
-        <w:t>cellranger count</w:t>
+        <w:t>cellranger</w:t>
+      </w:r>
+      <w:proofErr w:type="spellEnd"/>
+      <w:r>
+        <w:rPr>
+          <w:rStyle w:val="VerbatimChar"/>
+        </w:rPr>
+        <w:t xml:space="preserve"> count</w:t>
       </w:r>
     </w:p>
     <w:tbl>
@@ -371,13 +410,14 @@
           <w:left w:w="144" w:type="dxa"/>
           <w:right w:w="144" w:type="dxa"/>
         </w:tblCellMar>
-        <w:tblLook w:val="0000" w:firstRow="0" w:lastRow="0" w:firstColumn="0" w:lastColumn="0" w:noHBand="0" w:noVBand="0"/>
+        <w:tblLook w:val="0020" w:firstRow="1" w:lastRow="0" w:firstColumn="0" w:lastColumn="0" w:noHBand="0" w:noVBand="0"/>
       </w:tblPr>
       <w:tblGrid>
-        <w:gridCol w:w="9648"/>
+        <w:gridCol w:w="9325"/>
       </w:tblGrid>
       <w:tr>
         <w:trPr>
+          <w:cnfStyle w:val="100000000000" w:firstRow="1" w:lastRow="0" w:firstColumn="0" w:lastColumn="0" w:oddVBand="0" w:evenVBand="0" w:oddHBand="0" w:evenHBand="0" w:firstRowFirstColumn="0" w:firstRowLastColumn="0" w:lastRowFirstColumn="0" w:lastRowLastColumn="0"/>
           <w:cantSplit/>
         </w:trPr>
         <w:tc>
@@ -395,52 +435,6 @@
               <w:spacing w:before="0" w:after="0"/>
               <w:textAlignment w:val="center"/>
             </w:pPr>
-            <w:r>
-              <w:rPr>
-                <w:noProof/>
-              </w:rPr>
-              <w:drawing>
-                <wp:inline distT="0" distB="0" distL="0" distR="0" wp14:anchorId="7647703E" wp14:editId="2DA9F03D">
-                  <wp:extent cx="152400" cy="152400"/>
-                  <wp:effectExtent l="0" t="0" r="0" b="0"/>
-                  <wp:docPr id="34" name="Picture"/>
-                  <wp:cNvGraphicFramePr/>
-                  <a:graphic xmlns:a="http://schemas.openxmlformats.org/drawingml/2006/main">
-                    <a:graphicData uri="http://schemas.openxmlformats.org/drawingml/2006/picture">
-                      <pic:pic xmlns:pic="http://schemas.openxmlformats.org/drawingml/2006/picture">
-                        <pic:nvPicPr>
-                          <pic:cNvPr id="35" name="Picture" descr="/Applications/RStudio.app/Contents/Resources/app/quarto/share/formats/docx/note.png"/>
-                          <pic:cNvPicPr>
-                            <a:picLocks noChangeAspect="1" noChangeArrowheads="1"/>
-                          </pic:cNvPicPr>
-                        </pic:nvPicPr>
-                        <pic:blipFill>
-                          <a:blip r:embed="rId16"/>
-                          <a:stretch>
-                            <a:fillRect/>
-                          </a:stretch>
-                        </pic:blipFill>
-                        <pic:spPr bwMode="auto">
-                          <a:xfrm>
-                            <a:off x="0" y="0"/>
-                            <a:ext cx="152400" cy="152400"/>
-                          </a:xfrm>
-                          <a:prstGeom prst="rect">
-                            <a:avLst/>
-                          </a:prstGeom>
-                          <a:noFill/>
-                          <a:ln w="9525">
-                            <a:noFill/>
-                            <a:headEnd/>
-                            <a:tailEnd/>
-                          </a:ln>
-                        </pic:spPr>
-                      </pic:pic>
-                    </a:graphicData>
-                  </a:graphic>
-                </wp:inline>
-              </w:drawing>
-            </w:r>
             <w:r>
               <w:t xml:space="preserve">  If working independently</w:t>
             </w:r>
@@ -474,7 +468,15 @@
             </w:r>
             <w:proofErr w:type="gramEnd"/>
             <w:r>
-              <w:t xml:space="preserve"> have access to the Rstudio server. </w:t>
+              <w:t xml:space="preserve"> have access to the </w:t>
+            </w:r>
+            <w:proofErr w:type="spellStart"/>
+            <w:r>
+              <w:t>Rstudio</w:t>
+            </w:r>
+            <w:proofErr w:type="spellEnd"/>
+            <w:r>
+              <w:t xml:space="preserve"> server. </w:t>
             </w:r>
             <w:r>
               <w:rPr>
@@ -486,19 +488,21 @@
             <w:r>
               <w:t xml:space="preserve">, so you can skip them. If you want to do them anyway, you can try to </w:t>
             </w:r>
-            <w:hyperlink r:id="rId17">
+            <w:hyperlink r:id="rId16">
               <w:r>
                 <w:rPr>
                   <w:rStyle w:val="Hyperlink"/>
                 </w:rPr>
                 <w:t xml:space="preserve">install </w:t>
               </w:r>
+              <w:proofErr w:type="spellStart"/>
               <w:r>
                 <w:rPr>
                   <w:rStyle w:val="VerbatimChar"/>
                 </w:rPr>
                 <w:t>cellranger</w:t>
               </w:r>
+              <w:proofErr w:type="spellEnd"/>
               <w:r>
                 <w:rPr>
                   <w:rStyle w:val="Hyperlink"/>
@@ -530,12 +534,14 @@
             <w:pPr>
               <w:pStyle w:val="SourceCode"/>
             </w:pPr>
+            <w:proofErr w:type="spellStart"/>
             <w:r>
               <w:rPr>
                 <w:rStyle w:val="FunctionTok"/>
               </w:rPr>
               <w:t>wget</w:t>
             </w:r>
+            <w:proofErr w:type="spellEnd"/>
             <w:r>
               <w:rPr>
                 <w:rStyle w:val="NormalTok"/>
@@ -561,8 +567,16 @@
               <w:rPr>
                 <w:rStyle w:val="AttributeTok"/>
               </w:rPr>
-              <w:t>-xvf</w:t>
-            </w:r>
+              <w:t>-</w:t>
+            </w:r>
+            <w:proofErr w:type="spellStart"/>
+            <w:r>
+              <w:rPr>
+                <w:rStyle w:val="AttributeTok"/>
+              </w:rPr>
+              <w:t>xvf</w:t>
+            </w:r>
+            <w:proofErr w:type="spellEnd"/>
             <w:r>
               <w:rPr>
                 <w:rStyle w:val="NormalTok"/>
@@ -583,6 +597,14 @@
                 <w:rStyle w:val="NormalTok"/>
               </w:rPr>
               <w:t xml:space="preserve"> cellranger_index.tar.gz</w:t>
+            </w:r>
+          </w:p>
+          <w:p>
+            <w:pPr>
+              <w:pStyle w:val="BodyText"/>
+            </w:pPr>
+            <w:r>
+              <w:t>Code ends here:</w:t>
             </w:r>
           </w:p>
           <w:p>
@@ -600,7 +622,7 @@
             <w:r>
               <w:t xml:space="preserve">Download using the </w:t>
             </w:r>
-            <w:hyperlink r:id="rId18">
+            <w:hyperlink r:id="rId17">
               <w:r>
                 <w:rPr>
                   <w:rStyle w:val="Hyperlink"/>
@@ -631,21 +653,37 @@
       <w:r>
         <w:t xml:space="preserve">Have a look in the directory </w:t>
       </w:r>
+      <w:proofErr w:type="spellStart"/>
       <w:r>
         <w:rPr>
           <w:rStyle w:val="VerbatimChar"/>
         </w:rPr>
-        <w:t>course_data/reads</w:t>
-      </w:r>
-      <w:r>
-        <w:t xml:space="preserve"> and </w:t>
-      </w:r>
+        <w:t>course_data</w:t>
+      </w:r>
+      <w:proofErr w:type="spellEnd"/>
       <w:r>
         <w:rPr>
           <w:rStyle w:val="VerbatimChar"/>
         </w:rPr>
-        <w:t>/data/cellranger_index</w:t>
-      </w:r>
+        <w:t>/reads</w:t>
+      </w:r>
+      <w:r>
+        <w:t xml:space="preserve"> and </w:t>
+      </w:r>
+      <w:r>
+        <w:rPr>
+          <w:rStyle w:val="VerbatimChar"/>
+        </w:rPr>
+        <w:t>/data/</w:t>
+      </w:r>
+      <w:proofErr w:type="spellStart"/>
+      <w:r>
+        <w:rPr>
+          <w:rStyle w:val="VerbatimChar"/>
+        </w:rPr>
+        <w:t>cellranger_index</w:t>
+      </w:r>
+      <w:proofErr w:type="spellEnd"/>
       <w:r>
         <w:t xml:space="preserve">. In the </w:t>
       </w:r>
@@ -675,41 +713,65 @@
       <w:r>
         <w:t xml:space="preserve"> we will work with six samples, but due to time and computational limitations we will run </w:t>
       </w:r>
+      <w:proofErr w:type="spellStart"/>
       <w:r>
         <w:rPr>
           <w:rStyle w:val="VerbatimChar"/>
         </w:rPr>
-        <w:t>cellranger count</w:t>
-      </w:r>
-      <w:r>
-        <w:t xml:space="preserve"> on one of the </w:t>
-      </w:r>
-      <w:proofErr w:type="gramStart"/>
-      <w:r>
-        <w:t>samples, and</w:t>
-      </w:r>
-      <w:proofErr w:type="gramEnd"/>
-      <w:r>
-        <w:t xml:space="preserve"> only reads originating from chromsome 21 and 22.</w:t>
-      </w:r>
-    </w:p>
-    <w:p>
-      <w:pPr>
-        <w:pStyle w:val="BodyText"/>
-      </w:pPr>
-      <w:r>
-        <w:t xml:space="preserve">The input you need to run </w:t>
-      </w:r>
+        <w:t>cellranger</w:t>
+      </w:r>
+      <w:proofErr w:type="spellEnd"/>
       <w:r>
         <w:rPr>
           <w:rStyle w:val="VerbatimChar"/>
         </w:rPr>
-        <w:t>cellranger count</w:t>
+        <w:t xml:space="preserve"> count</w:t>
+      </w:r>
+      <w:r>
+        <w:t xml:space="preserve"> on one of the </w:t>
+      </w:r>
+      <w:proofErr w:type="gramStart"/>
+      <w:r>
+        <w:t>samples, and</w:t>
+      </w:r>
+      <w:proofErr w:type="gramEnd"/>
+      <w:r>
+        <w:t xml:space="preserve"> only reads originating from </w:t>
+      </w:r>
+      <w:proofErr w:type="spellStart"/>
+      <w:r>
+        <w:t>chromsome</w:t>
+      </w:r>
+      <w:proofErr w:type="spellEnd"/>
+      <w:r>
+        <w:t xml:space="preserve"> 21 and 22.</w:t>
+      </w:r>
+    </w:p>
+    <w:p>
+      <w:pPr>
+        <w:pStyle w:val="BodyText"/>
+      </w:pPr>
+      <w:r>
+        <w:t xml:space="preserve">The input you need to run </w:t>
+      </w:r>
+      <w:proofErr w:type="spellStart"/>
+      <w:r>
+        <w:rPr>
+          <w:rStyle w:val="VerbatimChar"/>
+        </w:rPr>
+        <w:t>cellranger</w:t>
+      </w:r>
+      <w:proofErr w:type="spellEnd"/>
+      <w:r>
+        <w:rPr>
+          <w:rStyle w:val="VerbatimChar"/>
+        </w:rPr>
+        <w:t xml:space="preserve"> count</w:t>
       </w:r>
       <w:r>
         <w:t xml:space="preserve"> are the sequence reads and a reference. Here, we have prepared a reference only with chromosome 21 and 22, but in ‘real life’ you would of course get the full reference genome of your species. The reference has a specific format. You can download precomputed human and mouse references from the </w:t>
       </w:r>
-      <w:hyperlink r:id="rId19">
+      <w:hyperlink r:id="rId18">
         <w:r>
           <w:rPr>
             <w:rStyle w:val="Hyperlink"/>
@@ -720,7 +782,7 @@
       <w:r>
         <w:t xml:space="preserve">. If your species of interest is not one of those, you will have to generate it yourself. For that, have a look </w:t>
       </w:r>
-      <w:hyperlink r:id="rId20">
+      <w:hyperlink r:id="rId19">
         <w:r>
           <w:rPr>
             <w:rStyle w:val="Hyperlink"/>
@@ -737,12 +799,18 @@
         <w:pStyle w:val="BodyText"/>
       </w:pPr>
       <w:r>
-        <w:t>To be able to run cellranger in the compute environment, first run:</w:t>
+        <w:t xml:space="preserve">To be able to run </w:t>
+      </w:r>
+      <w:proofErr w:type="spellStart"/>
+      <w:r>
+        <w:t>cellranger</w:t>
+      </w:r>
+      <w:proofErr w:type="spellEnd"/>
+      <w:r>
+        <w:t xml:space="preserve"> in the compute environment, first run:</w:t>
       </w:r>
       <w:r>
         <w:br/>
-      </w:r>
-      <w:r>
         <w:t>Code starts here:</w:t>
       </w:r>
     </w:p>
@@ -803,17 +871,38 @@
     </w:p>
     <w:p>
       <w:pPr>
+        <w:pStyle w:val="BodyText"/>
+      </w:pPr>
+      <w:r>
+        <w:t>Code ends here:</w:t>
+      </w:r>
+    </w:p>
+    <w:p>
+      <w:pPr>
         <w:pStyle w:val="FirstParagraph"/>
       </w:pPr>
+    </w:p>
+    <w:p>
+      <w:pPr>
+        <w:pStyle w:val="FirstParagraph"/>
+      </w:pPr>
       <w:r>
         <w:t xml:space="preserve">Have a look at the documentation of </w:t>
       </w:r>
-      <w:hyperlink r:id="rId21">
+      <w:hyperlink r:id="rId20">
+        <w:proofErr w:type="spellStart"/>
         <w:r>
           <w:rPr>
             <w:rStyle w:val="VerbatimChar"/>
           </w:rPr>
-          <w:t>cellranger count</w:t>
+          <w:t>cellranger</w:t>
+        </w:r>
+        <w:proofErr w:type="spellEnd"/>
+        <w:r>
+          <w:rPr>
+            <w:rStyle w:val="VerbatimChar"/>
+          </w:rPr>
+          <w:t xml:space="preserve"> count</w:t>
         </w:r>
       </w:hyperlink>
       <w:r>
@@ -835,6 +924,7 @@
         <w:pStyle w:val="BodyText"/>
       </w:pPr>
       <w:r>
+        <w:lastRenderedPageBreak/>
         <w:t>You can find the input files here:</w:t>
       </w:r>
     </w:p>
@@ -853,7 +943,49 @@
         <w:rPr>
           <w:rStyle w:val="VerbatimChar"/>
         </w:rPr>
-        <w:t>/home/rstudio/single_cell_course/course_data/reads/</w:t>
+        <w:t>/home/</w:t>
+      </w:r>
+      <w:proofErr w:type="spellStart"/>
+      <w:r>
+        <w:rPr>
+          <w:rStyle w:val="VerbatimChar"/>
+        </w:rPr>
+        <w:t>rstudio</w:t>
+      </w:r>
+      <w:proofErr w:type="spellEnd"/>
+      <w:r>
+        <w:rPr>
+          <w:rStyle w:val="VerbatimChar"/>
+        </w:rPr>
+        <w:t>/</w:t>
+      </w:r>
+      <w:proofErr w:type="spellStart"/>
+      <w:r>
+        <w:rPr>
+          <w:rStyle w:val="VerbatimChar"/>
+        </w:rPr>
+        <w:t>single_cell_course</w:t>
+      </w:r>
+      <w:proofErr w:type="spellEnd"/>
+      <w:r>
+        <w:rPr>
+          <w:rStyle w:val="VerbatimChar"/>
+        </w:rPr>
+        <w:t>/</w:t>
+      </w:r>
+      <w:proofErr w:type="spellStart"/>
+      <w:r>
+        <w:rPr>
+          <w:rStyle w:val="VerbatimChar"/>
+        </w:rPr>
+        <w:t>course_data</w:t>
+      </w:r>
+      <w:proofErr w:type="spellEnd"/>
+      <w:r>
+        <w:rPr>
+          <w:rStyle w:val="VerbatimChar"/>
+        </w:rPr>
+        <w:t>/reads/</w:t>
       </w:r>
       <w:r>
         <w:t xml:space="preserve"> (from the downloaded tar package in your home directory)</w:t>
@@ -868,15 +1000,22 @@
         </w:numPr>
       </w:pPr>
       <w:r>
-        <w:lastRenderedPageBreak/>
         <w:t xml:space="preserve">pre-indexed reference: </w:t>
       </w:r>
       <w:r>
         <w:rPr>
           <w:rStyle w:val="VerbatimChar"/>
         </w:rPr>
-        <w:t>/data/cellranger_index</w:t>
-      </w:r>
+        <w:t>/data/</w:t>
+      </w:r>
+      <w:proofErr w:type="spellStart"/>
+      <w:r>
+        <w:rPr>
+          <w:rStyle w:val="VerbatimChar"/>
+        </w:rPr>
+        <w:t>cellranger_index</w:t>
+      </w:r>
+      <w:proofErr w:type="spellEnd"/>
       <w:r>
         <w:rPr>
           <w:rStyle w:val="VerbatimChar"/>
@@ -899,13 +1038,14 @@
           <w:left w:w="144" w:type="dxa"/>
           <w:right w:w="144" w:type="dxa"/>
         </w:tblCellMar>
-        <w:tblLook w:val="0000" w:firstRow="0" w:lastRow="0" w:firstColumn="0" w:lastColumn="0" w:noHBand="0" w:noVBand="0"/>
+        <w:tblLook w:val="0020" w:firstRow="1" w:lastRow="0" w:firstColumn="0" w:lastColumn="0" w:noHBand="0" w:noVBand="0"/>
       </w:tblPr>
       <w:tblGrid>
-        <w:gridCol w:w="9648"/>
+        <w:gridCol w:w="9325"/>
       </w:tblGrid>
       <w:tr>
         <w:trPr>
+          <w:cnfStyle w:val="100000000000" w:firstRow="1" w:lastRow="0" w:firstColumn="0" w:lastColumn="0" w:oddVBand="0" w:evenVBand="0" w:oddHBand="0" w:evenHBand="0" w:firstRowFirstColumn="0" w:firstRowLastColumn="0" w:lastRowFirstColumn="0" w:lastRowLastColumn="0"/>
           <w:cantSplit/>
         </w:trPr>
         <w:tc>
@@ -923,52 +1063,6 @@
               <w:spacing w:before="0" w:after="0"/>
               <w:textAlignment w:val="center"/>
             </w:pPr>
-            <w:r>
-              <w:rPr>
-                <w:noProof/>
-              </w:rPr>
-              <w:drawing>
-                <wp:inline distT="0" distB="0" distL="0" distR="0" wp14:anchorId="6B72156C" wp14:editId="12ACB218">
-                  <wp:extent cx="152400" cy="152400"/>
-                  <wp:effectExtent l="0" t="0" r="0" b="0"/>
-                  <wp:docPr id="41" name="Picture"/>
-                  <wp:cNvGraphicFramePr/>
-                  <a:graphic xmlns:a="http://schemas.openxmlformats.org/drawingml/2006/main">
-                    <a:graphicData uri="http://schemas.openxmlformats.org/drawingml/2006/picture">
-                      <pic:pic xmlns:pic="http://schemas.openxmlformats.org/drawingml/2006/picture">
-                        <pic:nvPicPr>
-                          <pic:cNvPr id="42" name="Picture" descr="/Applications/RStudio.app/Contents/Resources/app/quarto/share/formats/docx/important.png"/>
-                          <pic:cNvPicPr>
-                            <a:picLocks noChangeAspect="1" noChangeArrowheads="1"/>
-                          </pic:cNvPicPr>
-                        </pic:nvPicPr>
-                        <pic:blipFill>
-                          <a:blip r:embed="rId22"/>
-                          <a:stretch>
-                            <a:fillRect/>
-                          </a:stretch>
-                        </pic:blipFill>
-                        <pic:spPr bwMode="auto">
-                          <a:xfrm>
-                            <a:off x="0" y="0"/>
-                            <a:ext cx="152400" cy="152400"/>
-                          </a:xfrm>
-                          <a:prstGeom prst="rect">
-                            <a:avLst/>
-                          </a:prstGeom>
-                          <a:noFill/>
-                          <a:ln w="9525">
-                            <a:noFill/>
-                            <a:headEnd/>
-                            <a:tailEnd/>
-                          </a:ln>
-                        </pic:spPr>
-                      </pic:pic>
-                    </a:graphicData>
-                  </a:graphic>
-                </wp:inline>
-              </w:drawing>
-            </w:r>
             <w:r>
               <w:t xml:space="preserve">  Exercise</w:t>
             </w:r>
@@ -1006,117 +1100,161 @@
             </w:r>
             <w:r>
               <w:br/>
-            </w:r>
-            <w:r>
               <w:t>Code starts here:</w:t>
+            </w:r>
+          </w:p>
+          <w:p>
+            <w:pPr>
+              <w:pStyle w:val="SourceCode"/>
+              <w:rPr>
+                <w:rStyle w:val="NormalTok"/>
+              </w:rPr>
+            </w:pPr>
+            <w:proofErr w:type="spellStart"/>
+            <w:r>
+              <w:rPr>
+                <w:rStyle w:val="ExtensionTok"/>
+              </w:rPr>
+              <w:t>cellranger</w:t>
+            </w:r>
+            <w:proofErr w:type="spellEnd"/>
+            <w:r>
+              <w:rPr>
+                <w:rStyle w:val="NormalTok"/>
+              </w:rPr>
+              <w:t xml:space="preserve"> count </w:t>
+            </w:r>
+            <w:r>
+              <w:rPr>
+                <w:rStyle w:val="DataTypeTok"/>
+              </w:rPr>
+              <w:t>\</w:t>
+            </w:r>
+            <w:r>
+              <w:br/>
+            </w:r>
+            <w:r>
+              <w:rPr>
+                <w:rStyle w:val="NormalTok"/>
+              </w:rPr>
+              <w:t xml:space="preserve">--id=FIXME </w:t>
+            </w:r>
+            <w:r>
+              <w:rPr>
+                <w:rStyle w:val="DataTypeTok"/>
+              </w:rPr>
+              <w:t>\</w:t>
+            </w:r>
+            <w:r>
+              <w:br/>
+            </w:r>
+            <w:r>
+              <w:rPr>
+                <w:rStyle w:val="NormalTok"/>
+              </w:rPr>
+              <w:t xml:space="preserve">--sample=FIXME </w:t>
+            </w:r>
+            <w:r>
+              <w:rPr>
+                <w:rStyle w:val="DataTypeTok"/>
+              </w:rPr>
+              <w:t>\</w:t>
+            </w:r>
+            <w:r>
+              <w:br/>
+            </w:r>
+            <w:r>
+              <w:rPr>
+                <w:rStyle w:val="NormalTok"/>
+              </w:rPr>
+              <w:t xml:space="preserve">--transcriptome=FIXME </w:t>
+            </w:r>
+            <w:r>
+              <w:rPr>
+                <w:rStyle w:val="DataTypeTok"/>
+              </w:rPr>
+              <w:t>\</w:t>
+            </w:r>
+            <w:r>
+              <w:br/>
+            </w:r>
+            <w:r>
+              <w:rPr>
+                <w:rStyle w:val="NormalTok"/>
+              </w:rPr>
+              <w:t>--</w:t>
+            </w:r>
+            <w:proofErr w:type="spellStart"/>
+            <w:r>
+              <w:rPr>
+                <w:rStyle w:val="NormalTok"/>
+              </w:rPr>
+              <w:t>fastqs</w:t>
+            </w:r>
+            <w:proofErr w:type="spellEnd"/>
+            <w:r>
+              <w:rPr>
+                <w:rStyle w:val="NormalTok"/>
+              </w:rPr>
+              <w:t xml:space="preserve">=FIXME </w:t>
+            </w:r>
+            <w:r>
+              <w:rPr>
+                <w:rStyle w:val="DataTypeTok"/>
+              </w:rPr>
+              <w:t>\</w:t>
+            </w:r>
+            <w:r>
+              <w:br/>
+            </w:r>
+            <w:r>
+              <w:rPr>
+                <w:rStyle w:val="NormalTok"/>
+              </w:rPr>
+              <w:t>--</w:t>
+            </w:r>
+            <w:proofErr w:type="spellStart"/>
+            <w:r>
+              <w:rPr>
+                <w:rStyle w:val="NormalTok"/>
+              </w:rPr>
+              <w:t>localcores</w:t>
+            </w:r>
+            <w:proofErr w:type="spellEnd"/>
+            <w:r>
+              <w:rPr>
+                <w:rStyle w:val="NormalTok"/>
+              </w:rPr>
+              <w:t xml:space="preserve">=4 </w:t>
+            </w:r>
+            <w:r>
+              <w:rPr>
+                <w:rStyle w:val="DataTypeTok"/>
+              </w:rPr>
+              <w:t>\</w:t>
+            </w:r>
+            <w:r>
+              <w:br/>
+            </w:r>
+            <w:r>
+              <w:rPr>
+                <w:rStyle w:val="NormalTok"/>
+              </w:rPr>
+              <w:t>--create-bam=true</w:t>
+            </w:r>
+          </w:p>
+          <w:p>
+            <w:pPr>
+              <w:pStyle w:val="BodyText"/>
+            </w:pPr>
+            <w:r>
+              <w:t>Code ends here:</w:t>
             </w:r>
           </w:p>
           <w:p>
             <w:pPr>
               <w:pStyle w:val="SourceCode"/>
             </w:pPr>
-            <w:r>
-              <w:rPr>
-                <w:rStyle w:val="ExtensionTok"/>
-              </w:rPr>
-              <w:t>cellranger</w:t>
-            </w:r>
-            <w:r>
-              <w:rPr>
-                <w:rStyle w:val="NormalTok"/>
-              </w:rPr>
-              <w:t xml:space="preserve"> count </w:t>
-            </w:r>
-            <w:r>
-              <w:rPr>
-                <w:rStyle w:val="DataTypeTok"/>
-              </w:rPr>
-              <w:t>\</w:t>
-            </w:r>
-            <w:r>
-              <w:br/>
-            </w:r>
-            <w:r>
-              <w:rPr>
-                <w:rStyle w:val="NormalTok"/>
-              </w:rPr>
-              <w:t xml:space="preserve">--id=FIXME </w:t>
-            </w:r>
-            <w:r>
-              <w:rPr>
-                <w:rStyle w:val="DataTypeTok"/>
-              </w:rPr>
-              <w:t>\</w:t>
-            </w:r>
-            <w:r>
-              <w:br/>
-            </w:r>
-            <w:r>
-              <w:rPr>
-                <w:rStyle w:val="NormalTok"/>
-              </w:rPr>
-              <w:t xml:space="preserve">--sample=FIXME </w:t>
-            </w:r>
-            <w:r>
-              <w:rPr>
-                <w:rStyle w:val="DataTypeTok"/>
-              </w:rPr>
-              <w:t>\</w:t>
-            </w:r>
-            <w:r>
-              <w:br/>
-            </w:r>
-            <w:r>
-              <w:rPr>
-                <w:rStyle w:val="NormalTok"/>
-              </w:rPr>
-              <w:t xml:space="preserve">--transcriptome=FIXME </w:t>
-            </w:r>
-            <w:r>
-              <w:rPr>
-                <w:rStyle w:val="DataTypeTok"/>
-              </w:rPr>
-              <w:t>\</w:t>
-            </w:r>
-            <w:r>
-              <w:br/>
-            </w:r>
-            <w:r>
-              <w:rPr>
-                <w:rStyle w:val="NormalTok"/>
-              </w:rPr>
-              <w:t xml:space="preserve">--fastqs=FIXME </w:t>
-            </w:r>
-            <w:r>
-              <w:rPr>
-                <w:rStyle w:val="DataTypeTok"/>
-              </w:rPr>
-              <w:t>\</w:t>
-            </w:r>
-            <w:r>
-              <w:br/>
-            </w:r>
-            <w:r>
-              <w:rPr>
-                <w:rStyle w:val="NormalTok"/>
-              </w:rPr>
-              <w:t xml:space="preserve">--localcores=4 </w:t>
-            </w:r>
-            <w:r>
-              <w:rPr>
-                <w:rStyle w:val="DataTypeTok"/>
-              </w:rPr>
-              <w:t>\</w:t>
-            </w:r>
-            <w:r>
-              <w:br/>
-            </w:r>
-            <w:r>
-              <w:rPr>
-                <w:rStyle w:val="NormalTok"/>
-              </w:rPr>
-              <w:t>--create-bam=true</w:t>
-            </w:r>
           </w:p>
         </w:tc>
       </w:tr>
@@ -1144,13 +1282,14 @@
           <w:left w:w="144" w:type="dxa"/>
           <w:right w:w="144" w:type="dxa"/>
         </w:tblCellMar>
-        <w:tblLook w:val="0000" w:firstRow="0" w:lastRow="0" w:firstColumn="0" w:lastColumn="0" w:noHBand="0" w:noVBand="0"/>
+        <w:tblLook w:val="0020" w:firstRow="1" w:lastRow="0" w:firstColumn="0" w:lastColumn="0" w:noHBand="0" w:noVBand="0"/>
       </w:tblPr>
       <w:tblGrid>
-        <w:gridCol w:w="9648"/>
+        <w:gridCol w:w="9325"/>
       </w:tblGrid>
       <w:tr>
         <w:trPr>
+          <w:cnfStyle w:val="100000000000" w:firstRow="1" w:lastRow="0" w:firstColumn="0" w:lastColumn="0" w:oddVBand="0" w:evenVBand="0" w:oddHBand="0" w:evenHBand="0" w:firstRowFirstColumn="0" w:firstRowLastColumn="0" w:lastRowFirstColumn="0" w:lastRowLastColumn="0"/>
           <w:cantSplit/>
         </w:trPr>
         <w:tc>
@@ -1168,52 +1307,6 @@
               <w:spacing w:before="0" w:after="0"/>
               <w:textAlignment w:val="center"/>
             </w:pPr>
-            <w:r>
-              <w:rPr>
-                <w:noProof/>
-              </w:rPr>
-              <w:drawing>
-                <wp:inline distT="0" distB="0" distL="0" distR="0" wp14:anchorId="0638FEBD" wp14:editId="53915F18">
-                  <wp:extent cx="152400" cy="152400"/>
-                  <wp:effectExtent l="0" t="0" r="0" b="0"/>
-                  <wp:docPr id="43" name="Picture"/>
-                  <wp:cNvGraphicFramePr/>
-                  <a:graphic xmlns:a="http://schemas.openxmlformats.org/drawingml/2006/main">
-                    <a:graphicData uri="http://schemas.openxmlformats.org/drawingml/2006/picture">
-                      <pic:pic xmlns:pic="http://schemas.openxmlformats.org/drawingml/2006/picture">
-                        <pic:nvPicPr>
-                          <pic:cNvPr id="44" name="Picture" descr="/Applications/RStudio.app/Contents/Resources/app/quarto/share/formats/docx/note.png"/>
-                          <pic:cNvPicPr>
-                            <a:picLocks noChangeAspect="1" noChangeArrowheads="1"/>
-                          </pic:cNvPicPr>
-                        </pic:nvPicPr>
-                        <pic:blipFill>
-                          <a:blip r:embed="rId16"/>
-                          <a:stretch>
-                            <a:fillRect/>
-                          </a:stretch>
-                        </pic:blipFill>
-                        <pic:spPr bwMode="auto">
-                          <a:xfrm>
-                            <a:off x="0" y="0"/>
-                            <a:ext cx="152400" cy="152400"/>
-                          </a:xfrm>
-                          <a:prstGeom prst="rect">
-                            <a:avLst/>
-                          </a:prstGeom>
-                          <a:noFill/>
-                          <a:ln w="9525">
-                            <a:noFill/>
-                            <a:headEnd/>
-                            <a:tailEnd/>
-                          </a:ln>
-                        </pic:spPr>
-                      </pic:pic>
-                    </a:graphicData>
-                  </a:graphic>
-                </wp:inline>
-              </w:drawing>
-            </w:r>
             <w:r>
               <w:t xml:space="preserve">  This will take a </w:t>
             </w:r>
@@ -1272,13 +1365,14 @@
           <w:left w:w="144" w:type="dxa"/>
           <w:right w:w="144" w:type="dxa"/>
         </w:tblCellMar>
-        <w:tblLook w:val="0000" w:firstRow="0" w:lastRow="0" w:firstColumn="0" w:lastColumn="0" w:noHBand="0" w:noVBand="0"/>
+        <w:tblLook w:val="0020" w:firstRow="1" w:lastRow="0" w:firstColumn="0" w:lastColumn="0" w:noHBand="0" w:noVBand="0"/>
       </w:tblPr>
       <w:tblGrid>
-        <w:gridCol w:w="9648"/>
+        <w:gridCol w:w="9325"/>
       </w:tblGrid>
       <w:tr>
         <w:trPr>
+          <w:cnfStyle w:val="100000000000" w:firstRow="1" w:lastRow="0" w:firstColumn="0" w:lastColumn="0" w:oddVBand="0" w:evenVBand="0" w:oddHBand="0" w:evenHBand="0" w:firstRowFirstColumn="0" w:firstRowLastColumn="0" w:lastRowFirstColumn="0" w:lastRowLastColumn="0"/>
           <w:cantSplit/>
         </w:trPr>
         <w:tc>
@@ -1297,54 +1391,13 @@
               <w:textAlignment w:val="center"/>
             </w:pPr>
             <w:r>
-              <w:rPr>
-                <w:noProof/>
-              </w:rPr>
-              <w:drawing>
-                <wp:inline distT="0" distB="0" distL="0" distR="0" wp14:anchorId="0AF9EBAC" wp14:editId="30D2D1B1">
-                  <wp:extent cx="152400" cy="152400"/>
-                  <wp:effectExtent l="0" t="0" r="0" b="0"/>
-                  <wp:docPr id="45" name="Picture"/>
-                  <wp:cNvGraphicFramePr/>
-                  <a:graphic xmlns:a="http://schemas.openxmlformats.org/drawingml/2006/main">
-                    <a:graphicData uri="http://schemas.openxmlformats.org/drawingml/2006/picture">
-                      <pic:pic xmlns:pic="http://schemas.openxmlformats.org/drawingml/2006/picture">
-                        <pic:nvPicPr>
-                          <pic:cNvPr id="46" name="Picture" descr="/Applications/RStudio.app/Contents/Resources/app/quarto/share/formats/docx/note.png"/>
-                          <pic:cNvPicPr>
-                            <a:picLocks noChangeAspect="1" noChangeArrowheads="1"/>
-                          </pic:cNvPicPr>
-                        </pic:nvPicPr>
-                        <pic:blipFill>
-                          <a:blip r:embed="rId16"/>
-                          <a:stretch>
-                            <a:fillRect/>
-                          </a:stretch>
-                        </pic:blipFill>
-                        <pic:spPr bwMode="auto">
-                          <a:xfrm>
-                            <a:off x="0" y="0"/>
-                            <a:ext cx="152400" cy="152400"/>
-                          </a:xfrm>
-                          <a:prstGeom prst="rect">
-                            <a:avLst/>
-                          </a:prstGeom>
-                          <a:noFill/>
-                          <a:ln w="9525">
-                            <a:noFill/>
-                            <a:headEnd/>
-                            <a:tailEnd/>
-                          </a:ln>
-                        </pic:spPr>
-                      </pic:pic>
-                    </a:graphicData>
-                  </a:graphic>
-                </wp:inline>
-              </w:drawing>
-            </w:r>
-            <w:r>
-              <w:t xml:space="preserve">  Running a bash command with Rstudio</w:t>
-            </w:r>
+              <w:t xml:space="preserve">  Running a bash command with </w:t>
+            </w:r>
+            <w:proofErr w:type="spellStart"/>
+            <w:r>
+              <w:t>Rstudio</w:t>
+            </w:r>
+            <w:proofErr w:type="spellEnd"/>
           </w:p>
         </w:tc>
       </w:tr>
@@ -1366,7 +1419,15 @@
               <w:spacing w:before="16"/>
             </w:pPr>
             <w:r>
-              <w:t>You can run a bash script or command using the terminal tab in Rstudio server:</w:t>
+              <w:t xml:space="preserve">You can run a bash script or command using the terminal tab in </w:t>
+            </w:r>
+            <w:proofErr w:type="spellStart"/>
+            <w:r>
+              <w:t>Rstudio</w:t>
+            </w:r>
+            <w:proofErr w:type="spellEnd"/>
+            <w:r>
+              <w:t xml:space="preserve"> server:</w:t>
             </w:r>
           </w:p>
           <w:p>
@@ -1379,22 +1440,22 @@
                 <w:noProof/>
               </w:rPr>
               <w:drawing>
-                <wp:inline distT="0" distB="0" distL="0" distR="0" wp14:anchorId="22C35396" wp14:editId="3A6A64A1">
+                <wp:inline distT="0" distB="0" distL="0" distR="0" wp14:anchorId="22C35396" wp14:editId="57591429">
                   <wp:extent cx="2857500" cy="695067"/>
                   <wp:effectExtent l="0" t="0" r="0" b="0"/>
-                  <wp:docPr id="48" name="Picture"/>
+                  <wp:docPr id="48" name="Picture" descr="screenshot of Rstudio termina"/>
                   <wp:cNvGraphicFramePr/>
                   <a:graphic xmlns:a="http://schemas.openxmlformats.org/drawingml/2006/main">
                     <a:graphicData uri="http://schemas.openxmlformats.org/drawingml/2006/picture">
                       <pic:pic xmlns:pic="http://schemas.openxmlformats.org/drawingml/2006/picture">
                         <pic:nvPicPr>
-                          <pic:cNvPr id="49" name="Picture" descr="../assets/images/select_terminal_tab.png"/>
+                          <pic:cNvPr id="48" name="Picture" descr="screenshot of Rstudio termina"/>
                           <pic:cNvPicPr>
                             <a:picLocks noChangeAspect="1" noChangeArrowheads="1"/>
                           </pic:cNvPicPr>
                         </pic:nvPicPr>
                         <pic:blipFill>
-                          <a:blip r:embed="rId23"/>
+                          <a:blip r:embed="rId21"/>
                           <a:stretch>
                             <a:fillRect/>
                           </a:stretch>
@@ -1447,13 +1508,14 @@
           <w:left w:w="144" w:type="dxa"/>
           <w:right w:w="144" w:type="dxa"/>
         </w:tblCellMar>
-        <w:tblLook w:val="0000" w:firstRow="0" w:lastRow="0" w:firstColumn="0" w:lastColumn="0" w:noHBand="0" w:noVBand="0"/>
+        <w:tblLook w:val="0020" w:firstRow="1" w:lastRow="0" w:firstColumn="0" w:lastColumn="0" w:noHBand="0" w:noVBand="0"/>
       </w:tblPr>
       <w:tblGrid>
-        <w:gridCol w:w="9648"/>
+        <w:gridCol w:w="9325"/>
       </w:tblGrid>
       <w:tr>
         <w:trPr>
+          <w:cnfStyle w:val="100000000000" w:firstRow="1" w:lastRow="0" w:firstColumn="0" w:lastColumn="0" w:oddVBand="0" w:evenVBand="0" w:oddHBand="0" w:evenHBand="0" w:firstRowFirstColumn="0" w:firstRowLastColumn="0" w:lastRowFirstColumn="0" w:lastRowLastColumn="0"/>
           <w:cantSplit/>
         </w:trPr>
         <w:tc>
@@ -1471,52 +1533,6 @@
               <w:spacing w:before="0" w:after="0"/>
               <w:textAlignment w:val="center"/>
             </w:pPr>
-            <w:r>
-              <w:rPr>
-                <w:noProof/>
-              </w:rPr>
-              <w:drawing>
-                <wp:inline distT="0" distB="0" distL="0" distR="0" wp14:anchorId="1EA344BD" wp14:editId="7890CEBD">
-                  <wp:extent cx="152400" cy="152400"/>
-                  <wp:effectExtent l="0" t="0" r="0" b="0"/>
-                  <wp:docPr id="51" name="Picture"/>
-                  <wp:cNvGraphicFramePr/>
-                  <a:graphic xmlns:a="http://schemas.openxmlformats.org/drawingml/2006/main">
-                    <a:graphicData uri="http://schemas.openxmlformats.org/drawingml/2006/picture">
-                      <pic:pic xmlns:pic="http://schemas.openxmlformats.org/drawingml/2006/picture">
-                        <pic:nvPicPr>
-                          <pic:cNvPr id="52" name="Picture" descr="/Applications/RStudio.app/Contents/Resources/app/quarto/share/formats/docx/tip.png"/>
-                          <pic:cNvPicPr>
-                            <a:picLocks noChangeAspect="1" noChangeArrowheads="1"/>
-                          </pic:cNvPicPr>
-                        </pic:nvPicPr>
-                        <pic:blipFill>
-                          <a:blip r:embed="rId24"/>
-                          <a:stretch>
-                            <a:fillRect/>
-                          </a:stretch>
-                        </pic:blipFill>
-                        <pic:spPr bwMode="auto">
-                          <a:xfrm>
-                            <a:off x="0" y="0"/>
-                            <a:ext cx="152400" cy="152400"/>
-                          </a:xfrm>
-                          <a:prstGeom prst="rect">
-                            <a:avLst/>
-                          </a:prstGeom>
-                          <a:noFill/>
-                          <a:ln w="9525">
-                            <a:noFill/>
-                            <a:headEnd/>
-                            <a:tailEnd/>
-                          </a:ln>
-                        </pic:spPr>
-                      </pic:pic>
-                    </a:graphicData>
-                  </a:graphic>
-                </wp:inline>
-              </w:drawing>
-            </w:r>
             <w:r>
               <w:t xml:space="preserve">  Answer</w:t>
             </w:r>
@@ -1543,19 +1559,25 @@
               </w:rPr>
             </w:pPr>
             <w:r>
+              <w:lastRenderedPageBreak/>
               <w:t>Code starts here:</w:t>
             </w:r>
           </w:p>
           <w:p>
             <w:pPr>
               <w:pStyle w:val="SourceCode"/>
+              <w:rPr>
+                <w:rStyle w:val="NormalTok"/>
+              </w:rPr>
             </w:pPr>
+            <w:proofErr w:type="spellStart"/>
             <w:r>
               <w:rPr>
                 <w:rStyle w:val="ExtensionTok"/>
               </w:rPr>
               <w:t>cellranger</w:t>
             </w:r>
+            <w:proofErr w:type="spellEnd"/>
             <w:r>
               <w:rPr>
                 <w:rStyle w:val="NormalTok"/>
@@ -1605,7 +1627,21 @@
               <w:rPr>
                 <w:rStyle w:val="NormalTok"/>
               </w:rPr>
-              <w:t xml:space="preserve">--transcriptome=/data/cellranger_index </w:t>
+              <w:t>--transcriptome=/data/</w:t>
+            </w:r>
+            <w:proofErr w:type="spellStart"/>
+            <w:r>
+              <w:rPr>
+                <w:rStyle w:val="NormalTok"/>
+              </w:rPr>
+              <w:t>cellranger_index</w:t>
+            </w:r>
+            <w:proofErr w:type="spellEnd"/>
+            <w:r>
+              <w:rPr>
+                <w:rStyle w:val="NormalTok"/>
+              </w:rPr>
+              <w:t xml:space="preserve"> </w:t>
             </w:r>
             <w:r>
               <w:rPr>
@@ -1620,7 +1656,63 @@
               <w:rPr>
                 <w:rStyle w:val="NormalTok"/>
               </w:rPr>
-              <w:t xml:space="preserve">--fastqs=/home/rstudio/single_cell_course/course_data/reads </w:t>
+              <w:t>--</w:t>
+            </w:r>
+            <w:proofErr w:type="spellStart"/>
+            <w:r>
+              <w:rPr>
+                <w:rStyle w:val="NormalTok"/>
+              </w:rPr>
+              <w:t>fastqs</w:t>
+            </w:r>
+            <w:proofErr w:type="spellEnd"/>
+            <w:r>
+              <w:rPr>
+                <w:rStyle w:val="NormalTok"/>
+              </w:rPr>
+              <w:t>=/home/</w:t>
+            </w:r>
+            <w:proofErr w:type="spellStart"/>
+            <w:r>
+              <w:rPr>
+                <w:rStyle w:val="NormalTok"/>
+              </w:rPr>
+              <w:t>rstudio</w:t>
+            </w:r>
+            <w:proofErr w:type="spellEnd"/>
+            <w:r>
+              <w:rPr>
+                <w:rStyle w:val="NormalTok"/>
+              </w:rPr>
+              <w:t>/</w:t>
+            </w:r>
+            <w:proofErr w:type="spellStart"/>
+            <w:r>
+              <w:rPr>
+                <w:rStyle w:val="NormalTok"/>
+              </w:rPr>
+              <w:t>single_cell_course</w:t>
+            </w:r>
+            <w:proofErr w:type="spellEnd"/>
+            <w:r>
+              <w:rPr>
+                <w:rStyle w:val="NormalTok"/>
+              </w:rPr>
+              <w:t>/</w:t>
+            </w:r>
+            <w:proofErr w:type="spellStart"/>
+            <w:r>
+              <w:rPr>
+                <w:rStyle w:val="NormalTok"/>
+              </w:rPr>
+              <w:t>course_data</w:t>
+            </w:r>
+            <w:proofErr w:type="spellEnd"/>
+            <w:r>
+              <w:rPr>
+                <w:rStyle w:val="NormalTok"/>
+              </w:rPr>
+              <w:t xml:space="preserve">/reads </w:t>
             </w:r>
             <w:r>
               <w:rPr>
@@ -1635,7 +1727,21 @@
               <w:rPr>
                 <w:rStyle w:val="NormalTok"/>
               </w:rPr>
-              <w:t xml:space="preserve">--localcores=4 </w:t>
+              <w:t>--</w:t>
+            </w:r>
+            <w:proofErr w:type="spellStart"/>
+            <w:r>
+              <w:rPr>
+                <w:rStyle w:val="NormalTok"/>
+              </w:rPr>
+              <w:t>localcores</w:t>
+            </w:r>
+            <w:proofErr w:type="spellEnd"/>
+            <w:r>
+              <w:rPr>
+                <w:rStyle w:val="NormalTok"/>
+              </w:rPr>
+              <w:t xml:space="preserve">=4 </w:t>
             </w:r>
             <w:r>
               <w:rPr>
@@ -1651,6 +1757,14 @@
                 <w:rStyle w:val="NormalTok"/>
               </w:rPr>
               <w:t>--create-bam=true</w:t>
+            </w:r>
+          </w:p>
+          <w:p>
+            <w:pPr>
+              <w:pStyle w:val="BodyText"/>
+            </w:pPr>
+            <w:r>
+              <w:t>Code ends here:</w:t>
             </w:r>
           </w:p>
         </w:tc>
@@ -1661,7 +1775,6 @@
         <w:pStyle w:val="FirstParagraph"/>
       </w:pPr>
       <w:r>
-        <w:lastRenderedPageBreak/>
         <w:t>Have a look out the output directory (i.e. </w:t>
       </w:r>
       <w:r>
@@ -1698,13 +1811,14 @@
           <w:left w:w="144" w:type="dxa"/>
           <w:right w:w="144" w:type="dxa"/>
         </w:tblCellMar>
-        <w:tblLook w:val="0000" w:firstRow="0" w:lastRow="0" w:firstColumn="0" w:lastColumn="0" w:noHBand="0" w:noVBand="0"/>
+        <w:tblLook w:val="0020" w:firstRow="1" w:lastRow="0" w:firstColumn="0" w:lastColumn="0" w:noHBand="0" w:noVBand="0"/>
       </w:tblPr>
       <w:tblGrid>
-        <w:gridCol w:w="9648"/>
+        <w:gridCol w:w="9325"/>
       </w:tblGrid>
       <w:tr>
         <w:trPr>
+          <w:cnfStyle w:val="100000000000" w:firstRow="1" w:lastRow="0" w:firstColumn="0" w:lastColumn="0" w:oddVBand="0" w:evenVBand="0" w:oddHBand="0" w:evenHBand="0" w:firstRowFirstColumn="0" w:firstRowLastColumn="0" w:lastRowFirstColumn="0" w:lastRowLastColumn="0"/>
           <w:cantSplit/>
         </w:trPr>
         <w:tc>
@@ -1723,53 +1837,15 @@
               <w:textAlignment w:val="center"/>
             </w:pPr>
             <w:r>
-              <w:rPr>
-                <w:noProof/>
-              </w:rPr>
-              <w:drawing>
-                <wp:inline distT="0" distB="0" distL="0" distR="0" wp14:anchorId="66581ED2" wp14:editId="5DA3495C">
-                  <wp:extent cx="152400" cy="152400"/>
-                  <wp:effectExtent l="0" t="0" r="0" b="0"/>
-                  <wp:docPr id="53" name="Picture"/>
-                  <wp:cNvGraphicFramePr/>
-                  <a:graphic xmlns:a="http://schemas.openxmlformats.org/drawingml/2006/main">
-                    <a:graphicData uri="http://schemas.openxmlformats.org/drawingml/2006/picture">
-                      <pic:pic xmlns:pic="http://schemas.openxmlformats.org/drawingml/2006/picture">
-                        <pic:nvPicPr>
-                          <pic:cNvPr id="54" name="Picture" descr="/Applications/RStudio.app/Contents/Resources/app/quarto/share/formats/docx/note.png"/>
-                          <pic:cNvPicPr>
-                            <a:picLocks noChangeAspect="1" noChangeArrowheads="1"/>
-                          </pic:cNvPicPr>
-                        </pic:nvPicPr>
-                        <pic:blipFill>
-                          <a:blip r:embed="rId16"/>
-                          <a:stretch>
-                            <a:fillRect/>
-                          </a:stretch>
-                        </pic:blipFill>
-                        <pic:spPr bwMode="auto">
-                          <a:xfrm>
-                            <a:off x="0" y="0"/>
-                            <a:ext cx="152400" cy="152400"/>
-                          </a:xfrm>
-                          <a:prstGeom prst="rect">
-                            <a:avLst/>
-                          </a:prstGeom>
-                          <a:noFill/>
-                          <a:ln w="9525">
-                            <a:noFill/>
-                            <a:headEnd/>
-                            <a:tailEnd/>
-                          </a:ln>
-                        </pic:spPr>
-                      </pic:pic>
-                    </a:graphicData>
-                  </a:graphic>
-                </wp:inline>
-              </w:drawing>
-            </w:r>
-            <w:r>
-              <w:t xml:space="preserve">  Open html files in Rstudio server</w:t>
+              <w:t xml:space="preserve">  Open html files in </w:t>
+            </w:r>
+            <w:proofErr w:type="spellStart"/>
+            <w:r>
+              <w:t>Rstudio</w:t>
+            </w:r>
+            <w:proofErr w:type="spellEnd"/>
+            <w:r>
+              <w:t xml:space="preserve"> server</w:t>
             </w:r>
           </w:p>
         </w:tc>
@@ -1805,22 +1881,22 @@
                 <w:noProof/>
               </w:rPr>
               <w:drawing>
-                <wp:inline distT="0" distB="0" distL="0" distR="0" wp14:anchorId="5C423DEA" wp14:editId="744E1EA2">
+                <wp:inline distT="0" distB="0" distL="0" distR="0" wp14:anchorId="5C423DEA" wp14:editId="76350D60">
                   <wp:extent cx="2857500" cy="3906123"/>
                   <wp:effectExtent l="0" t="0" r="0" b="0"/>
-                  <wp:docPr id="56" name="Picture"/>
+                  <wp:docPr id="56" name="Picture" descr="Screenshot of Files viewer in Rstudio"/>
                   <wp:cNvGraphicFramePr/>
                   <a:graphic xmlns:a="http://schemas.openxmlformats.org/drawingml/2006/main">
                     <a:graphicData uri="http://schemas.openxmlformats.org/drawingml/2006/picture">
                       <pic:pic xmlns:pic="http://schemas.openxmlformats.org/drawingml/2006/picture">
                         <pic:nvPicPr>
-                          <pic:cNvPr id="57" name="Picture" descr="../assets/images/open_html.png"/>
+                          <pic:cNvPr id="56" name="Picture" descr="Screenshot of Files viewer in Rstudio"/>
                           <pic:cNvPicPr>
                             <a:picLocks noChangeAspect="1" noChangeArrowheads="1"/>
                           </pic:cNvPicPr>
                         </pic:nvPicPr>
                         <pic:blipFill>
-                          <a:blip r:embed="rId25"/>
+                          <a:blip r:embed="rId22"/>
                           <a:stretch>
                             <a:fillRect/>
                           </a:stretch>
@@ -1873,13 +1949,14 @@
           <w:left w:w="144" w:type="dxa"/>
           <w:right w:w="144" w:type="dxa"/>
         </w:tblCellMar>
-        <w:tblLook w:val="0000" w:firstRow="0" w:lastRow="0" w:firstColumn="0" w:lastColumn="0" w:noHBand="0" w:noVBand="0"/>
+        <w:tblLook w:val="0020" w:firstRow="1" w:lastRow="0" w:firstColumn="0" w:lastColumn="0" w:noHBand="0" w:noVBand="0"/>
       </w:tblPr>
       <w:tblGrid>
-        <w:gridCol w:w="9648"/>
+        <w:gridCol w:w="9325"/>
       </w:tblGrid>
       <w:tr>
         <w:trPr>
+          <w:cnfStyle w:val="100000000000" w:firstRow="1" w:lastRow="0" w:firstColumn="0" w:lastColumn="0" w:oddVBand="0" w:evenVBand="0" w:oddHBand="0" w:evenHBand="0" w:firstRowFirstColumn="0" w:firstRowLastColumn="0" w:lastRowFirstColumn="0" w:lastRowLastColumn="0"/>
           <w:cantSplit/>
         </w:trPr>
         <w:tc>
@@ -1897,52 +1974,6 @@
               <w:spacing w:before="0" w:after="0"/>
               <w:textAlignment w:val="center"/>
             </w:pPr>
-            <w:r>
-              <w:rPr>
-                <w:noProof/>
-              </w:rPr>
-              <w:drawing>
-                <wp:inline distT="0" distB="0" distL="0" distR="0" wp14:anchorId="73FA2AE1" wp14:editId="5F4BE782">
-                  <wp:extent cx="152400" cy="152400"/>
-                  <wp:effectExtent l="0" t="0" r="0" b="0"/>
-                  <wp:docPr id="58" name="Picture"/>
-                  <wp:cNvGraphicFramePr/>
-                  <a:graphic xmlns:a="http://schemas.openxmlformats.org/drawingml/2006/main">
-                    <a:graphicData uri="http://schemas.openxmlformats.org/drawingml/2006/picture">
-                      <pic:pic xmlns:pic="http://schemas.openxmlformats.org/drawingml/2006/picture">
-                        <pic:nvPicPr>
-                          <pic:cNvPr id="59" name="Picture" descr="/Applications/RStudio.app/Contents/Resources/app/quarto/share/formats/docx/important.png"/>
-                          <pic:cNvPicPr>
-                            <a:picLocks noChangeAspect="1" noChangeArrowheads="1"/>
-                          </pic:cNvPicPr>
-                        </pic:nvPicPr>
-                        <pic:blipFill>
-                          <a:blip r:embed="rId22"/>
-                          <a:stretch>
-                            <a:fillRect/>
-                          </a:stretch>
-                        </pic:blipFill>
-                        <pic:spPr bwMode="auto">
-                          <a:xfrm>
-                            <a:off x="0" y="0"/>
-                            <a:ext cx="152400" cy="152400"/>
-                          </a:xfrm>
-                          <a:prstGeom prst="rect">
-                            <a:avLst/>
-                          </a:prstGeom>
-                          <a:noFill/>
-                          <a:ln w="9525">
-                            <a:noFill/>
-                            <a:headEnd/>
-                            <a:tailEnd/>
-                          </a:ln>
-                        </pic:spPr>
-                      </pic:pic>
-                    </a:graphicData>
-                  </a:graphic>
-                </wp:inline>
-              </w:drawing>
-            </w:r>
             <w:r>
               <w:t xml:space="preserve">  Exercise</w:t>
             </w:r>
@@ -1967,6 +1998,7 @@
               <w:spacing w:before="16" w:after="16"/>
             </w:pPr>
             <w:r>
+              <w:lastRenderedPageBreak/>
               <w:t xml:space="preserve">Have a good look inside </w:t>
             </w:r>
             <w:r>
@@ -2005,13 +2037,14 @@
           <w:left w:w="144" w:type="dxa"/>
           <w:right w:w="144" w:type="dxa"/>
         </w:tblCellMar>
-        <w:tblLook w:val="0000" w:firstRow="0" w:lastRow="0" w:firstColumn="0" w:lastColumn="0" w:noHBand="0" w:noVBand="0"/>
+        <w:tblLook w:val="0020" w:firstRow="1" w:lastRow="0" w:firstColumn="0" w:lastColumn="0" w:noHBand="0" w:noVBand="0"/>
       </w:tblPr>
       <w:tblGrid>
-        <w:gridCol w:w="9648"/>
+        <w:gridCol w:w="9325"/>
       </w:tblGrid>
       <w:tr>
         <w:trPr>
+          <w:cnfStyle w:val="100000000000" w:firstRow="1" w:lastRow="0" w:firstColumn="0" w:lastColumn="0" w:oddVBand="0" w:evenVBand="0" w:oddHBand="0" w:evenHBand="0" w:firstRowFirstColumn="0" w:firstRowLastColumn="0" w:lastRowFirstColumn="0" w:lastRowLastColumn="0"/>
           <w:cantSplit/>
         </w:trPr>
         <w:tc>
@@ -2029,52 +2062,6 @@
               <w:spacing w:before="0" w:after="0"/>
               <w:textAlignment w:val="center"/>
             </w:pPr>
-            <w:r>
-              <w:rPr>
-                <w:noProof/>
-              </w:rPr>
-              <w:drawing>
-                <wp:inline distT="0" distB="0" distL="0" distR="0" wp14:anchorId="7DFD441C" wp14:editId="782AD6DC">
-                  <wp:extent cx="152400" cy="152400"/>
-                  <wp:effectExtent l="0" t="0" r="0" b="0"/>
-                  <wp:docPr id="60" name="Picture"/>
-                  <wp:cNvGraphicFramePr/>
-                  <a:graphic xmlns:a="http://schemas.openxmlformats.org/drawingml/2006/main">
-                    <a:graphicData uri="http://schemas.openxmlformats.org/drawingml/2006/picture">
-                      <pic:pic xmlns:pic="http://schemas.openxmlformats.org/drawingml/2006/picture">
-                        <pic:nvPicPr>
-                          <pic:cNvPr id="61" name="Picture" descr="/Applications/RStudio.app/Contents/Resources/app/quarto/share/formats/docx/tip.png"/>
-                          <pic:cNvPicPr>
-                            <a:picLocks noChangeAspect="1" noChangeArrowheads="1"/>
-                          </pic:cNvPicPr>
-                        </pic:nvPicPr>
-                        <pic:blipFill>
-                          <a:blip r:embed="rId24"/>
-                          <a:stretch>
-                            <a:fillRect/>
-                          </a:stretch>
-                        </pic:blipFill>
-                        <pic:spPr bwMode="auto">
-                          <a:xfrm>
-                            <a:off x="0" y="0"/>
-                            <a:ext cx="152400" cy="152400"/>
-                          </a:xfrm>
-                          <a:prstGeom prst="rect">
-                            <a:avLst/>
-                          </a:prstGeom>
-                          <a:noFill/>
-                          <a:ln w="9525">
-                            <a:noFill/>
-                            <a:headEnd/>
-                            <a:tailEnd/>
-                          </a:ln>
-                        </pic:spPr>
-                      </pic:pic>
-                    </a:graphicData>
-                  </a:graphic>
-                </wp:inline>
-              </w:drawing>
-            </w:r>
             <w:r>
               <w:t xml:space="preserve">  Answer</w:t>
             </w:r>
@@ -2099,7 +2086,6 @@
               <w:spacing w:before="16"/>
             </w:pPr>
             <w:r>
-              <w:lastRenderedPageBreak/>
               <w:t xml:space="preserve">Not really. </w:t>
             </w:r>
             <w:proofErr w:type="gramStart"/>
@@ -2147,11 +2133,33 @@
             <w:r>
               <w:t xml:space="preserve"> (7.9%). In most cases you should aim for 30.000 - 50.000 reads per cell (depending on the application). We therefore don’t have enough reads per cell. However, as you might remember, this was a subset of reads (1 million) mapped against chromosome 21 &amp; 22, while the original dataset contains 210,987,037 reads. You can check out the original report at </w:t>
             </w:r>
+            <w:proofErr w:type="spellStart"/>
             <w:r>
               <w:rPr>
                 <w:rStyle w:val="VerbatimChar"/>
               </w:rPr>
-              <w:t>course_data/count_matrices/ETV6-RUNX1_1/outs/web_summary.html</w:t>
+              <w:t>course_data</w:t>
+            </w:r>
+            <w:proofErr w:type="spellEnd"/>
+            <w:r>
+              <w:rPr>
+                <w:rStyle w:val="VerbatimChar"/>
+              </w:rPr>
+              <w:t>/</w:t>
+            </w:r>
+            <w:proofErr w:type="spellStart"/>
+            <w:r>
+              <w:rPr>
+                <w:rStyle w:val="VerbatimChar"/>
+              </w:rPr>
+              <w:t>count_matrices</w:t>
+            </w:r>
+            <w:proofErr w:type="spellEnd"/>
+            <w:r>
+              <w:rPr>
+                <w:rStyle w:val="VerbatimChar"/>
+              </w:rPr>
+              <w:t>/ETV6-RUNX1_1/outs/web_summary.html</w:t>
             </w:r>
             <w:r>
               <w:t>.</w:t>
@@ -2165,7 +2173,7 @@
             <w:r>
               <w:t xml:space="preserve">For more info on sequencing saturation, have a look </w:t>
             </w:r>
-            <w:hyperlink r:id="rId26">
+            <w:hyperlink r:id="rId23">
               <w:r>
                 <w:rPr>
                   <w:rStyle w:val="Hyperlink"/>
@@ -2886,6 +2894,7 @@
   <w:style w:type="paragraph" w:styleId="BodyText">
     <w:name w:val="Body Text"/>
     <w:basedOn w:val="Normal"/>
+    <w:link w:val="BodyTextChar"/>
     <w:qFormat/>
     <w:pPr>
       <w:spacing w:before="180" w:after="180"/>
@@ -3629,6 +3638,12 @@
       <w:sz w:val="22"/>
       <w:shd w:val="clear" w:color="auto" w:fill="F1F3F5"/>
     </w:rPr>
+  </w:style>
+  <w:style w:type="character" w:customStyle="1" w:styleId="BodyTextChar">
+    <w:name w:val="Body Text Char"/>
+    <w:basedOn w:val="DefaultParagraphFont"/>
+    <w:link w:val="BodyText"/>
+    <w:rsid w:val="00BD5133"/>
   </w:style>
 </w:styles>
 </file>
